--- a/과제(5주차)/사업 브랜딩 전략 프로젝트/사업_개요_가이드_인턴용.docx
+++ b/과제(5주차)/사업 브랜딩 전략 프로젝트/사업_개요_가이드_인턴용.docx
@@ -73,9 +73,6 @@
       <w:pPr>
         <w:spacing w:before="100" w:after="60"/>
         <w:jc w:val="center"/>
-        <w:rPr>
-          <w:rFonts w:hint="eastAsia"/>
-        </w:rPr>
       </w:pPr>
       <w:r>
         <w:rPr>
@@ -849,14 +846,10 @@
         <w:t>AX사업본부는 현재 안정적인 컨설팅·구축 서비스 구조를 갖추고 있지만, 장기적인 폭발적 성장을 위해서는 구조적 전환이 필수입니다. 현재 사업 모델에는 세 가지 근본적인 한계가 존재합니다.</w:t>
       </w:r>
     </w:p>
-    <w:p>
-      <w:pPr>
-        <w:spacing w:after="80"/>
-      </w:pPr>
-    </w:p>
     <w:tbl>
       <w:tblPr>
-        <w:tblW w:w="9071" w:type="dxa"/>
+        <w:tblpPr w:leftFromText="142" w:rightFromText="142" w:vertAnchor="text" w:horzAnchor="margin" w:tblpY="68"/>
+        <w:tblW w:w="12048" w:type="dxa"/>
         <w:tblBorders>
           <w:top w:val="single" w:sz="4" w:space="0" w:color="auto"/>
           <w:left w:val="single" w:sz="4" w:space="0" w:color="auto"/>
@@ -872,13 +865,15 @@
         <w:tblLook w:val="0000" w:firstRow="0" w:lastRow="0" w:firstColumn="0" w:lastColumn="0" w:noHBand="0" w:noVBand="0"/>
       </w:tblPr>
       <w:tblGrid>
-        <w:gridCol w:w="4394"/>
-        <w:gridCol w:w="4677"/>
+        <w:gridCol w:w="3260"/>
+        <w:gridCol w:w="3118"/>
+        <w:gridCol w:w="2835"/>
+        <w:gridCol w:w="2835"/>
       </w:tblGrid>
       <w:tr>
         <w:tc>
           <w:tcPr>
-            <w:tcW w:w="4394" w:type="dxa"/>
+            <w:tcW w:w="3260" w:type="dxa"/>
             <w:tcBorders>
               <w:top w:val="single" w:sz="4" w:space="0" w:color="2563EB"/>
               <w:left w:val="single" w:sz="1" w:space="0" w:color="DBEAFE"/>
@@ -962,7 +957,7 @@
         </w:tc>
         <w:tc>
           <w:tcPr>
-            <w:tcW w:w="4677" w:type="dxa"/>
+            <w:tcW w:w="3118" w:type="dxa"/>
             <w:tcBorders>
               <w:top w:val="single" w:sz="4" w:space="0" w:color="2563EB"/>
               <w:left w:val="single" w:sz="1" w:space="0" w:color="DBEAFE"/>
@@ -1045,11 +1040,194 @@
           </w:p>
           <w:p/>
         </w:tc>
+        <w:tc>
+          <w:tcPr>
+            <w:tcW w:w="2835" w:type="dxa"/>
+            <w:tcBorders>
+              <w:top w:val="single" w:sz="4" w:space="0" w:color="2563EB"/>
+              <w:left w:val="single" w:sz="1" w:space="0" w:color="DBEAFE"/>
+              <w:bottom w:val="single" w:sz="1" w:space="0" w:color="DBEAFE"/>
+              <w:right w:val="single" w:sz="1" w:space="0" w:color="DBEAFE"/>
+            </w:tcBorders>
+            <w:shd w:val="clear" w:color="auto" w:fill="FFFFFF"/>
+          </w:tcPr>
+          <w:p>
+            <w:pPr>
+              <w:spacing w:before="80" w:after="80"/>
+            </w:pPr>
+            <w:r>
+              <w:rPr>
+                <w:b/>
+                <w:bCs/>
+                <w:color w:val="1B3A7A"/>
+                <w:sz w:val="21"/>
+                <w:szCs w:val="21"/>
+              </w:rPr>
+              <w:t xml:space="preserve">③ </w:t>
+            </w:r>
+            <w:proofErr w:type="spellStart"/>
+            <w:r>
+              <w:rPr>
+                <w:b/>
+                <w:bCs/>
+                <w:color w:val="1B3A7A"/>
+                <w:sz w:val="21"/>
+                <w:szCs w:val="21"/>
+              </w:rPr>
+              <w:t>예측성</w:t>
+            </w:r>
+            <w:proofErr w:type="spellEnd"/>
+            <w:r>
+              <w:rPr>
+                <w:b/>
+                <w:bCs/>
+                <w:color w:val="1B3A7A"/>
+                <w:sz w:val="21"/>
+                <w:szCs w:val="21"/>
+              </w:rPr>
+              <w:t xml:space="preserve"> 낮음</w:t>
+            </w:r>
+          </w:p>
+          <w:p>
+            <w:pPr>
+              <w:spacing w:before="30" w:after="30"/>
+              <w:rPr>
+                <w:color w:val="475569"/>
+                <w:sz w:val="18"/>
+                <w:szCs w:val="18"/>
+              </w:rPr>
+            </w:pPr>
+            <w:r>
+              <w:rPr>
+                <w:color w:val="475569"/>
+                <w:sz w:val="18"/>
+                <w:szCs w:val="18"/>
+              </w:rPr>
+              <w:t>•</w:t>
+            </w:r>
+            <w:r>
+              <w:rPr>
+                <w:rFonts w:hint="eastAsia"/>
+                <w:color w:val="475569"/>
+                <w:sz w:val="18"/>
+                <w:szCs w:val="18"/>
+              </w:rPr>
+              <w:t xml:space="preserve"> </w:t>
+            </w:r>
+            <w:r>
+              <w:rPr>
+                <w:color w:val="475569"/>
+                <w:sz w:val="18"/>
+                <w:szCs w:val="18"/>
+              </w:rPr>
+              <w:t xml:space="preserve">단발성 프로젝트 중심 불안정한 파이프라인 </w:t>
+            </w:r>
+          </w:p>
+          <w:p>
+            <w:pPr>
+              <w:spacing w:before="30" w:after="30"/>
+              <w:rPr>
+                <w:color w:val="475569"/>
+                <w:sz w:val="18"/>
+                <w:szCs w:val="18"/>
+              </w:rPr>
+            </w:pPr>
+            <w:r>
+              <w:rPr>
+                <w:color w:val="475569"/>
+                <w:sz w:val="18"/>
+                <w:szCs w:val="18"/>
+              </w:rPr>
+              <w:t>•</w:t>
+            </w:r>
+            <w:r>
+              <w:rPr>
+                <w:rFonts w:hint="eastAsia"/>
+                <w:color w:val="475569"/>
+                <w:sz w:val="18"/>
+                <w:szCs w:val="18"/>
+              </w:rPr>
+              <w:t xml:space="preserve"> </w:t>
+            </w:r>
+            <w:r>
+              <w:rPr>
+                <w:color w:val="475569"/>
+                <w:sz w:val="18"/>
+                <w:szCs w:val="18"/>
+              </w:rPr>
+              <w:t xml:space="preserve">경기 침체 시 수주 변동성 극대화 </w:t>
+            </w:r>
+          </w:p>
+          <w:p>
+            <w:pPr>
+              <w:spacing w:before="80" w:after="80"/>
+              <w:rPr>
+                <w:b/>
+                <w:bCs/>
+                <w:color w:val="1B3A7A"/>
+                <w:sz w:val="21"/>
+                <w:szCs w:val="21"/>
+              </w:rPr>
+            </w:pPr>
+            <w:r>
+              <w:rPr>
+                <w:color w:val="475569"/>
+                <w:sz w:val="18"/>
+                <w:szCs w:val="18"/>
+              </w:rPr>
+              <w:t>•</w:t>
+            </w:r>
+            <w:r>
+              <w:rPr>
+                <w:rFonts w:hint="eastAsia"/>
+                <w:color w:val="475569"/>
+                <w:sz w:val="18"/>
+                <w:szCs w:val="18"/>
+              </w:rPr>
+              <w:t xml:space="preserve"> </w:t>
+            </w:r>
+            <w:r>
+              <w:rPr>
+                <w:color w:val="475569"/>
+                <w:sz w:val="18"/>
+                <w:szCs w:val="18"/>
+              </w:rPr>
+              <w:t>구독형 반복 매출(MRR) 구조 부재</w:t>
+            </w:r>
+          </w:p>
+        </w:tc>
+        <w:tc>
+          <w:tcPr>
+            <w:tcW w:w="2835" w:type="dxa"/>
+            <w:tcBorders>
+              <w:top w:val="single" w:sz="4" w:space="0" w:color="2563EB"/>
+              <w:left w:val="single" w:sz="1" w:space="0" w:color="DBEAFE"/>
+              <w:bottom w:val="single" w:sz="1" w:space="0" w:color="DBEAFE"/>
+              <w:right w:val="single" w:sz="1" w:space="0" w:color="DBEAFE"/>
+            </w:tcBorders>
+            <w:shd w:val="clear" w:color="auto" w:fill="FFFFFF"/>
+          </w:tcPr>
+          <w:p>
+            <w:pPr>
+              <w:spacing w:before="80" w:after="80"/>
+              <w:rPr>
+                <w:b/>
+                <w:bCs/>
+                <w:color w:val="1B3A7A"/>
+                <w:sz w:val="21"/>
+                <w:szCs w:val="21"/>
+              </w:rPr>
+            </w:pPr>
+          </w:p>
+        </w:tc>
       </w:tr>
     </w:tbl>
     <w:p>
       <w:pPr>
         <w:spacing w:after="80"/>
+        <w:rPr>
+          <w:rFonts w:hint="eastAsia"/>
+        </w:rPr>
       </w:pPr>
     </w:p>
     <w:tbl>
@@ -11116,7 +11294,6 @@
   <w:style w:type="character" w:default="1" w:styleId="a0">
     <w:name w:val="Default Paragraph Font"/>
     <w:uiPriority w:val="1"/>
-    <w:semiHidden/>
     <w:unhideWhenUsed/>
   </w:style>
   <w:style w:type="table" w:default="1" w:styleId="a1">
